--- a/docs/manual/LAZRIBBON_MANUAL.docx
+++ b/docs/manual/LAZRIBBON_MANUAL.docx
@@ -57,7 +57,7 @@
               <w:rPr>
                 <w:b w:val="0"/>
               </w:rPr>
-              <w:t>Target: LazRibbon 2.0.0-rc1 | Lazarus 4.8 | Generated from repository documentation</w:t>
+              <w:t>Target: LazRibbon 2.0.0-rc2 | Lazarus 4.8 | Generated from repository documentation</w:t>
             </w:r>
           </w:p>
         </w:tc>
@@ -74,7 +74,7 @@
     </w:p>
     <w:p>
       <w:r>
-        <w:t>Target: LazRibbon 2.0.0-rc1, Lazarus 4.8.</w:t>
+        <w:t>Target: LazRibbon 2.0.0-rc2, Lazarus 4.8.</w:t>
       </w:r>
     </w:p>
     <w:p>
@@ -510,7 +510,7 @@
         <w:pStyle w:val="CodeBlock"/>
       </w:pPr>
       <w:r>
-        <w:t>powershell -ExecutionPolicy Bypass -File tools\verify_release_candidate.ps1 -Version 2.0.0 -ReleaseVersion 2.0.0-rc1 -OutputDirectory D:\Ribbon4Lazarus</w:t>
+        <w:t>powershell -ExecutionPolicy Bypass -File tools\verify_release_candidate.ps1 -Version 2.0.0 -ReleaseVersion 2.0.0-rc2 -OutputDirectory D:\Ribbon4Lazarus</w:t>
       </w:r>
     </w:p>
     <w:p>
@@ -6180,7 +6180,7 @@
         <w:color w:val="555555"/>
         <w:sz w:val="18"/>
       </w:rPr>
-      <w:t>LazRibbon 2.0.0-rc1</w:t>
+      <w:t>LazRibbon 2.0.0-rc2</w:t>
     </w:r>
   </w:p>
 </w:ftr>

--- a/docs/manual/LAZRIBBON_MANUAL.docx
+++ b/docs/manual/LAZRIBBON_MANUAL.docx
@@ -57,7 +57,7 @@
               <w:rPr>
                 <w:b w:val="0"/>
               </w:rPr>
-              <w:t>Target: LazRibbon 2.0.0-rc2 | Lazarus 4.8 | Generated from repository documentation</w:t>
+              <w:t>Target: LazRibbon 2.0.0-rc3 | Lazarus 4.8 | Generated from repository documentation</w:t>
             </w:r>
           </w:p>
         </w:tc>
@@ -74,7 +74,7 @@
     </w:p>
     <w:p>
       <w:r>
-        <w:t>Target: LazRibbon 2.0.0-rc2, Lazarus 4.8.</w:t>
+        <w:t>Target: LazRibbon 2.0.0-rc3, Lazarus 4.8.</w:t>
       </w:r>
     </w:p>
     <w:p>
@@ -510,7 +510,7 @@
         <w:pStyle w:val="CodeBlock"/>
       </w:pPr>
       <w:r>
-        <w:t>powershell -ExecutionPolicy Bypass -File tools\verify_release_candidate.ps1 -Version 2.0.0 -ReleaseVersion 2.0.0-rc2 -OutputDirectory D:\Ribbon4Lazarus</w:t>
+        <w:t>powershell -ExecutionPolicy Bypass -File tools\verify_release_candidate.ps1 -Version 2.0.0 -ReleaseVersion 2.0.0-rc3 -OutputDirectory D:\Ribbon4Lazarus</w:t>
       </w:r>
     </w:p>
     <w:p>
@@ -6180,7 +6180,7 @@
         <w:color w:val="555555"/>
         <w:sz w:val="18"/>
       </w:rPr>
-      <w:t>LazRibbon 2.0.0-rc2</w:t>
+      <w:t>LazRibbon 2.0.0-rc3</w:t>
     </w:r>
   </w:p>
 </w:ftr>

--- a/docs/manual/LAZRIBBON_MANUAL.docx
+++ b/docs/manual/LAZRIBBON_MANUAL.docx
@@ -57,7 +57,7 @@
               <w:rPr>
                 <w:b w:val="0"/>
               </w:rPr>
-              <w:t>Target: LazRibbon 2.0.0-rc3 | Lazarus 4.8 | Generated from repository documentation</w:t>
+              <w:t>Target: LazRibbon 2.0.0 | Lazarus 4.8 | Generated from repository documentation</w:t>
             </w:r>
           </w:p>
         </w:tc>
@@ -74,7 +74,7 @@
     </w:p>
     <w:p>
       <w:r>
-        <w:t>Target: LazRibbon 2.0.0-rc3, Lazarus 4.8.</w:t>
+        <w:t>Target: LazRibbon 2.0.0, Lazarus 4.8.</w:t>
       </w:r>
     </w:p>
     <w:p>
@@ -510,7 +510,7 @@
         <w:pStyle w:val="CodeBlock"/>
       </w:pPr>
       <w:r>
-        <w:t>powershell -ExecutionPolicy Bypass -File tools\verify_release_candidate.ps1 -Version 2.0.0 -ReleaseVersion 2.0.0-rc3 -OutputDirectory D:\Ribbon4Lazarus</w:t>
+        <w:t>powershell -ExecutionPolicy Bypass -File tools\verify_release_candidate.ps1 -Version 2.0.0 -ReleaseVersion 2.0.0 -OutputDirectory D:\Ribbon4Lazarus\Releases</w:t>
       </w:r>
     </w:p>
     <w:p>
@@ -6180,7 +6180,7 @@
         <w:color w:val="555555"/>
         <w:sz w:val="18"/>
       </w:rPr>
-      <w:t>LazRibbon 2.0.0-rc3</w:t>
+      <w:t>LazRibbon 2.0.0</w:t>
     </w:r>
   </w:p>
 </w:ftr>

--- a/docs/manual/LAZRIBBON_MANUAL.docx
+++ b/docs/manual/LAZRIBBON_MANUAL.docx
@@ -57,7 +57,7 @@
               <w:rPr>
                 <w:b w:val="0"/>
               </w:rPr>
-              <w:t>Target: LazRibbon 2.0.0 | Lazarus 4.8 | Generated from repository documentation</w:t>
+              <w:t>Target: LazRibbon 2.1.0 | Lazarus 4.8 | Generated from repository documentation</w:t>
             </w:r>
           </w:p>
         </w:tc>
@@ -74,7 +74,7 @@
     </w:p>
     <w:p>
       <w:r>
-        <w:t>Target: LazRibbon 2.0.0, Lazarus 4.8.</w:t>
+        <w:t>Target: LazRibbon 2.1.0, Lazarus 4.8.</w:t>
       </w:r>
     </w:p>
     <w:p>
@@ -510,7 +510,7 @@
         <w:pStyle w:val="CodeBlock"/>
       </w:pPr>
       <w:r>
-        <w:t>powershell -ExecutionPolicy Bypass -File tools\verify_release_candidate.ps1 -Version 2.0.0 -ReleaseVersion 2.0.0 -OutputDirectory D:\Ribbon4Lazarus\Releases</w:t>
+        <w:t>powershell -ExecutionPolicy Bypass -File tools\verify_release_candidate.ps1 -Version 2.1.0 -ReleaseVersion 2.1.0 -OutputDirectory D:\Ribbon4Lazarus\Releases</w:t>
       </w:r>
     </w:p>
     <w:p>
@@ -6154,7 +6154,7 @@
         <w:pStyle w:val="CodeBlock"/>
       </w:pPr>
       <w:r>
-        <w:t>powershell -ExecutionPolicy Bypass -File tools\check_project_consistency.ps1 -ExpectedVersion 2.0.0</w:t>
+        <w:t>powershell -ExecutionPolicy Bypass -File tools\check_project_consistency.ps1 -ExpectedVersion 2.1.0</w:t>
       </w:r>
     </w:p>
     <w:sectPr>
@@ -6180,7 +6180,7 @@
         <w:color w:val="555555"/>
         <w:sz w:val="18"/>
       </w:rPr>
-      <w:t>LazRibbon 2.0.0</w:t>
+      <w:t>LazRibbon 2.1.0</w:t>
     </w:r>
   </w:p>
 </w:ftr>

--- a/docs/manual/LAZRIBBON_MANUAL.docx
+++ b/docs/manual/LAZRIBBON_MANUAL.docx
@@ -57,7 +57,7 @@
               <w:rPr>
                 <w:b w:val="0"/>
               </w:rPr>
-              <w:t>Target: LazRibbon 2.1.0 | Lazarus 4.8 | Generated from repository documentation</w:t>
+              <w:t>Target: LazRibbon 2.1.1 | Lazarus 4.8 | Generated from repository documentation</w:t>
             </w:r>
           </w:p>
         </w:tc>
@@ -74,7 +74,7 @@
     </w:p>
     <w:p>
       <w:r>
-        <w:t>Target: LazRibbon 2.1.0, Lazarus 4.8.</w:t>
+        <w:t>Target: LazRibbon 2.1.1, Lazarus 4.8.</w:t>
       </w:r>
     </w:p>
     <w:p>
@@ -510,7 +510,7 @@
         <w:pStyle w:val="CodeBlock"/>
       </w:pPr>
       <w:r>
-        <w:t>powershell -ExecutionPolicy Bypass -File tools\verify_release_candidate.ps1 -Version 2.1.0 -ReleaseVersion 2.1.0 -OutputDirectory D:\Ribbon4Lazarus\Releases</w:t>
+        <w:t>powershell -ExecutionPolicy Bypass -File tools\verify_release_candidate.ps1 -Version 2.1.1 -ReleaseVersion 2.1.1 -OutputDirectory D:\Ribbon4Lazarus\Releases</w:t>
       </w:r>
     </w:p>
     <w:p>
@@ -6154,7 +6154,7 @@
         <w:pStyle w:val="CodeBlock"/>
       </w:pPr>
       <w:r>
-        <w:t>powershell -ExecutionPolicy Bypass -File tools\check_project_consistency.ps1 -ExpectedVersion 2.1.0</w:t>
+        <w:t>powershell -ExecutionPolicy Bypass -File tools\check_project_consistency.ps1 -ExpectedVersion 2.1.1</w:t>
       </w:r>
     </w:p>
     <w:sectPr>
@@ -6180,7 +6180,7 @@
         <w:color w:val="555555"/>
         <w:sz w:val="18"/>
       </w:rPr>
-      <w:t>LazRibbon 2.1.0</w:t>
+      <w:t>LazRibbon 2.1.1</w:t>
     </w:r>
   </w:p>
 </w:ftr>

--- a/docs/manual/LAZRIBBON_MANUAL.docx
+++ b/docs/manual/LAZRIBBON_MANUAL.docx
@@ -57,7 +57,7 @@
               <w:rPr>
                 <w:b w:val="0"/>
               </w:rPr>
-              <w:t>Target: LazRibbon 2.1.1 | Lazarus 4.8 | Generated from repository documentation</w:t>
+              <w:t>Target: LazRibbon 2.1.2 | Lazarus 4.8 | Generated from repository documentation</w:t>
             </w:r>
           </w:p>
         </w:tc>
@@ -74,7 +74,7 @@
     </w:p>
     <w:p>
       <w:r>
-        <w:t>Target: LazRibbon 2.1.1, Lazarus 4.8.</w:t>
+        <w:t>Target: LazRibbon 2.1.2, Lazarus 4.8.</w:t>
       </w:r>
     </w:p>
     <w:p>
@@ -510,7 +510,7 @@
         <w:pStyle w:val="CodeBlock"/>
       </w:pPr>
       <w:r>
-        <w:t>powershell -ExecutionPolicy Bypass -File tools\verify_release_candidate.ps1 -Version 2.1.1 -ReleaseVersion 2.1.1 -OutputDirectory D:\Ribbon4Lazarus\Releases</w:t>
+        <w:t>powershell -ExecutionPolicy Bypass -File tools\verify_release_candidate.ps1 -Version 2.1.2 -ReleaseVersion 2.1.2 -OutputDirectory D:\Ribbon4Lazarus\Releases</w:t>
       </w:r>
     </w:p>
     <w:p>
@@ -6154,7 +6154,7 @@
         <w:pStyle w:val="CodeBlock"/>
       </w:pPr>
       <w:r>
-        <w:t>powershell -ExecutionPolicy Bypass -File tools\check_project_consistency.ps1 -ExpectedVersion 2.1.1</w:t>
+        <w:t>powershell -ExecutionPolicy Bypass -File tools\check_project_consistency.ps1 -ExpectedVersion 2.1.2</w:t>
       </w:r>
     </w:p>
     <w:sectPr>
@@ -6180,7 +6180,7 @@
         <w:color w:val="555555"/>
         <w:sz w:val="18"/>
       </w:rPr>
-      <w:t>LazRibbon 2.1.1</w:t>
+      <w:t>LazRibbon 2.1.2</w:t>
     </w:r>
   </w:p>
 </w:ftr>

--- a/docs/manual/LAZRIBBON_MANUAL.docx
+++ b/docs/manual/LAZRIBBON_MANUAL.docx
@@ -57,7 +57,7 @@
               <w:rPr>
                 <w:b w:val="0"/>
               </w:rPr>
-              <w:t>Target: LazRibbon 2.1.2 | Lazarus 4.8 | Generated from repository documentation</w:t>
+              <w:t>Target: LazRibbon 2.1.3 | Lazarus 4.8 | Generated from repository documentation</w:t>
             </w:r>
           </w:p>
         </w:tc>
@@ -74,7 +74,7 @@
     </w:p>
     <w:p>
       <w:r>
-        <w:t>Target: LazRibbon 2.1.2, Lazarus 4.8.</w:t>
+        <w:t>Target: LazRibbon 2.1.3, Lazarus 4.8.</w:t>
       </w:r>
     </w:p>
     <w:p>
@@ -510,7 +510,7 @@
         <w:pStyle w:val="CodeBlock"/>
       </w:pPr>
       <w:r>
-        <w:t>powershell -ExecutionPolicy Bypass -File tools\verify_release_candidate.ps1 -Version 2.1.2 -ReleaseVersion 2.1.2 -OutputDirectory D:\Ribbon4Lazarus\Releases</w:t>
+        <w:t>powershell -ExecutionPolicy Bypass -File tools\verify_release_candidate.ps1 -Version 2.1.3 -ReleaseVersion 2.1.3 -OutputDirectory D:\Ribbon4Lazarus\Releases</w:t>
       </w:r>
     </w:p>
     <w:p>
@@ -6154,7 +6154,7 @@
         <w:pStyle w:val="CodeBlock"/>
       </w:pPr>
       <w:r>
-        <w:t>powershell -ExecutionPolicy Bypass -File tools\check_project_consistency.ps1 -ExpectedVersion 2.1.2</w:t>
+        <w:t>powershell -ExecutionPolicy Bypass -File tools\check_project_consistency.ps1 -ExpectedVersion 2.1.3</w:t>
       </w:r>
     </w:p>
     <w:sectPr>
@@ -6180,7 +6180,7 @@
         <w:color w:val="555555"/>
         <w:sz w:val="18"/>
       </w:rPr>
-      <w:t>LazRibbon 2.1.2</w:t>
+      <w:t>LazRibbon 2.1.3</w:t>
     </w:r>
   </w:p>
 </w:ftr>

--- a/docs/manual/LAZRIBBON_MANUAL.docx
+++ b/docs/manual/LAZRIBBON_MANUAL.docx
@@ -57,7 +57,7 @@
               <w:rPr>
                 <w:b w:val="0"/>
               </w:rPr>
-              <w:t>Target: LazRibbon 2.1.3 | Lazarus 4.8 | Generated from repository documentation</w:t>
+              <w:t>Target: LazRibbon 2.1.4 | Lazarus 4.8 | Generated from repository documentation</w:t>
             </w:r>
           </w:p>
         </w:tc>
@@ -74,7 +74,7 @@
     </w:p>
     <w:p>
       <w:r>
-        <w:t>Target: LazRibbon 2.1.3, Lazarus 4.8.</w:t>
+        <w:t>Target: LazRibbon 2.1.4, Lazarus 4.8.</w:t>
       </w:r>
     </w:p>
     <w:p>
@@ -510,7 +510,7 @@
         <w:pStyle w:val="CodeBlock"/>
       </w:pPr>
       <w:r>
-        <w:t>powershell -ExecutionPolicy Bypass -File tools\verify_release_candidate.ps1 -Version 2.1.3 -ReleaseVersion 2.1.3 -OutputDirectory D:\Ribbon4Lazarus\Releases</w:t>
+        <w:t>powershell -ExecutionPolicy Bypass -File tools\verify_release_candidate.ps1 -Version 2.1.4 -ReleaseVersion 2.1.4 -OutputDirectory D:\Ribbon4Lazarus\Releases</w:t>
       </w:r>
     </w:p>
     <w:p>
@@ -1683,7 +1683,7 @@
           <w:rFonts w:ascii="Consolas" w:hAnsi="Consolas"/>
           <w:sz w:val="19"/>
         </w:rPr>
-        <w:t>RibbonAppearance</w:t>
+        <w:t>SkinManager</w:t>
       </w:r>
       <w:r>
         <w:t xml:space="preserve">, </w:t>
@@ -6049,12 +6049,12 @@
         <w:t>TLazRibbon.RibbonAppearance</w:t>
       </w:r>
       <w:r>
-        <w:t xml:space="preserve"> configures the Ribbon directly; skin-based</w:t>
+        <w:t xml:space="preserve"> remains internal/streaming-compatible rendering</w:t>
       </w:r>
     </w:p>
     <w:p>
       <w:r>
-        <w:t xml:space="preserve">projects usually configure </w:t>
+        <w:t xml:space="preserve">state and is hidden from the Object Inspector. New projects should configure </w:t>
       </w:r>
       <w:r>
         <w:rPr>
@@ -6154,7 +6154,7 @@
         <w:pStyle w:val="CodeBlock"/>
       </w:pPr>
       <w:r>
-        <w:t>powershell -ExecutionPolicy Bypass -File tools\check_project_consistency.ps1 -ExpectedVersion 2.1.3</w:t>
+        <w:t>powershell -ExecutionPolicy Bypass -File tools\check_project_consistency.ps1 -ExpectedVersion 2.1.4</w:t>
       </w:r>
     </w:p>
     <w:sectPr>
@@ -6180,7 +6180,7 @@
         <w:color w:val="555555"/>
         <w:sz w:val="18"/>
       </w:rPr>
-      <w:t>LazRibbon 2.1.3</w:t>
+      <w:t>LazRibbon 2.1.4</w:t>
     </w:r>
   </w:p>
 </w:ftr>
